--- a/Журналы_КИА/Памятка_наблюдателя_КИА.docx
+++ b/Журналы_КИА/Памятка_наблюдателя_КИА.docx
@@ -482,6 +482,26 @@
           <w:b w:val="0"/>
           <w:sz w:val="19"/>
         </w:rPr>
+        <w:t>Ближайшие циклы и напоминания — в разделе «Центр управления ГТМ» → «📅 График замеров КИА» (бейдж на кнопке раздела — за 7 дней до цикла).</w:t>
+      </w:r>
+    </w:p>
+    <w:p>
+      <w:pPr>
+        <w:spacing w:before="0" w:after="20"/>
+      </w:pPr>
+      <w:r>
+        <w:rPr>
+          <w:b/>
+          <w:color w:val="EF3F23"/>
+          <w:sz w:val="19"/>
+        </w:rPr>
+        <w:t xml:space="preserve">• </w:t>
+      </w:r>
+      <w:r>
+        <w:rPr>
+          <w:b w:val="0"/>
+          <w:sz w:val="19"/>
+        </w:rPr>
         <w:t>Заполненный журнал передать ответственному за ГТМ (оператору системы) в течение 3 рабочих дней после цикла замеров.</w:t>
       </w:r>
     </w:p>
@@ -502,7 +522,7 @@
           <w:b w:val="0"/>
           <w:sz w:val="19"/>
         </w:rPr>
-        <w:t>Оператор с уровнем доступа «оператор» загружает файл на сайт самостоятельно: «Центр управления ГТМ» → «Загрузка данных» → «Выбрать файл…».</w:t>
+        <w:t>Оператор с уровнем доступа «оператор» загружает файл на сайт самостоятельно: «Центр управления ГТМ» → «Загрузка данных» → «Выбрать файл…»; затем в разделе «График замеров КИА» отмечает «✔ цикл выполнен».</w:t>
       </w:r>
     </w:p>
     <w:p>

--- a/Журналы_КИА/Памятка_наблюдателя_КИА.docx
+++ b/Журналы_КИА/Памятка_наблюдателя_КИА.docx
@@ -555,7 +555,100 @@
           <w:color w:val="14295E"/>
           <w:sz w:val="21"/>
         </w:rPr>
-        <w:t>4. ЧТО НЕЛЬЗЯ</w:t>
+        <w:t>4. ТРЕВОГА ЛИВНЕВОГО ПРИТОКА (ГИДРОЛОГИЧЕСКИЙ РИСК)</w:t>
+      </w:r>
+    </w:p>
+    <w:p>
+      <w:pPr>
+        <w:spacing w:before="0" w:after="20"/>
+      </w:pPr>
+      <w:r>
+        <w:rPr>
+          <w:b/>
+          <w:color w:val="EF3F23"/>
+          <w:sz w:val="19"/>
+        </w:rPr>
+        <w:t xml:space="preserve">• </w:t>
+      </w:r>
+      <w:r>
+        <w:rPr>
+          <w:b w:val="0"/>
+          <w:sz w:val="19"/>
+        </w:rPr>
+        <w:t>Система ежесуточно пересчитывает прогноз притока талых и дождевых вод к объектам (метеопрогноз × модель стока по ЦМР). Тревога — красная полоса над картой и блок «🌊 Ливневый приток» в метеоконтроле; расшифровка — «Центр контроля ГТМ» → «🌊 Модель стока».</w:t>
+      </w:r>
+    </w:p>
+    <w:p>
+      <w:pPr>
+        <w:spacing w:before="0" w:after="20"/>
+      </w:pPr>
+      <w:r>
+        <w:rPr>
+          <w:b/>
+          <w:color w:val="EF3F23"/>
+          <w:sz w:val="19"/>
+        </w:rPr>
+        <w:t xml:space="preserve">• </w:t>
+      </w:r>
+      <w:r>
+        <w:rPr>
+          <w:b w:val="0"/>
+          <w:sz w:val="19"/>
+        </w:rPr>
+        <w:t>При тревоге — внеочередной осмотр объекта и водоотвода (отмостка, лотки, канавы, дренаж): в день тревоги и повторно после ливня или интенсивного снеготаяния.</w:t>
+      </w:r>
+    </w:p>
+    <w:p>
+      <w:pPr>
+        <w:spacing w:before="0" w:after="20"/>
+      </w:pPr>
+      <w:r>
+        <w:rPr>
+          <w:b/>
+          <w:color w:val="EF3F23"/>
+          <w:sz w:val="19"/>
+        </w:rPr>
+        <w:t xml:space="preserve">• </w:t>
+      </w:r>
+      <w:r>
+        <w:rPr>
+          <w:b w:val="0"/>
+          <w:sz w:val="19"/>
+        </w:rPr>
+        <w:t>Направления стока у объекта — на карте: слой «🌊 Расчётная гидросеть»; кнопка «⌖ Показать водосбор на карте» в блоке «💧 Гидрологический расчёт» карточки объекта сама центрирует карту и включает этот слой.</w:t>
+      </w:r>
+    </w:p>
+    <w:p>
+      <w:pPr>
+        <w:spacing w:before="0" w:after="20"/>
+      </w:pPr>
+      <w:r>
+        <w:rPr>
+          <w:b/>
+          <w:color w:val="EF3F23"/>
+          <w:sz w:val="19"/>
+        </w:rPr>
+        <w:t xml:space="preserve">• </w:t>
+      </w:r>
+      <w:r>
+        <w:rPr>
+          <w:b w:val="0"/>
+          <w:sz w:val="19"/>
+        </w:rPr>
+        <w:t>Подтопление, застой воды, размыв — зафиксировать в журнале осмотров и сообщить оператору (ответственному за ГТМ) в день обнаружения.</w:t>
+      </w:r>
+    </w:p>
+    <w:p>
+      <w:pPr>
+        <w:spacing w:before="120" w:after="40"/>
+      </w:pPr>
+      <w:r>
+        <w:rPr>
+          <w:b/>
+          <w:color w:val="14295E"/>
+          <w:sz w:val="21"/>
+        </w:rPr>
+        <w:t>5. ЧТО НЕЛЬЗЯ</w:t>
       </w:r>
     </w:p>
     <w:p>

--- a/Журналы_КИА/Памятка_наблюдателя_КИА.docx
+++ b/Журналы_КИА/Памятка_наблюдателя_КИА.docx
@@ -595,6 +595,26 @@
           <w:b w:val="0"/>
           <w:sz w:val="19"/>
         </w:rPr>
+        <w:t>Тревоги действуют только когда сток физически возможен: переходы температуры через 0 °C весной и осенью (снеготаяние), дожди и ливни тёплого сезона. При устойчивом морозе талой воды нет — сток отсутствует, тревог не будет.</w:t>
+      </w:r>
+    </w:p>
+    <w:p>
+      <w:pPr>
+        <w:spacing w:before="0" w:after="20"/>
+      </w:pPr>
+      <w:r>
+        <w:rPr>
+          <w:b/>
+          <w:color w:val="EF3F23"/>
+          <w:sz w:val="19"/>
+        </w:rPr>
+        <w:t xml:space="preserve">• </w:t>
+      </w:r>
+      <w:r>
+        <w:rPr>
+          <w:b w:val="0"/>
+          <w:sz w:val="19"/>
+        </w:rPr>
         <w:t>При тревоге — внеочередной осмотр объекта и водоотвода (отмостка, лотки, канавы, дренаж): в день тревоги и повторно после ливня или интенсивного снеготаяния.</w:t>
       </w:r>
     </w:p>

--- a/Журналы_КИА/Памятка_наблюдателя_КИА.docx
+++ b/Журналы_КИА/Памятка_наблюдателя_КИА.docx
@@ -30,7 +30,7 @@
     </w:p>
     <w:p>
       <w:pPr>
-        <w:spacing w:before="0" w:after="80"/>
+        <w:spacing w:before="0" w:after="20"/>
       </w:pPr>
       <w:r>
         <w:rPr>
@@ -39,6 +39,19 @@
           <w:sz w:val="19"/>
         </w:rPr>
         <w:t>Система ГТМ зданий и сооружений · журналы замеров: правила заполнения и передачи</w:t>
+      </w:r>
+    </w:p>
+    <w:p>
+      <w:pPr>
+        <w:spacing w:before="0" w:after="80"/>
+      </w:pPr>
+      <w:r>
+        <w:rPr>
+          <w:b w:val="0"/>
+          <w:color w:val="555F6E"/>
+          <w:sz w:val="16"/>
+        </w:rPr>
+        <w:t>Редакция 16.09.2026 — добавлено правило сезонности стока (раздел 4): тревоги паводка только при физической возможности талой/дождевой воды</w:t>
       </w:r>
     </w:p>
     <w:p>

--- a/Журналы_КИА/Памятка_наблюдателя_КИА.docx
+++ b/Журналы_КИА/Памятка_наблюдателя_КИА.docx
@@ -51,7 +51,7 @@
           <w:color w:val="555F6E"/>
           <w:sz w:val="16"/>
         </w:rPr>
-        <w:t>Редакция 16.09.2026 — добавлено правило сезонности стока (раздел 4): тревоги паводка только при физической возможности талой/дождевой воды</w:t>
+        <w:t>Редакция 01.10.2026 — разделы системы унифицированы под единым названием «Центр контроля ГТМ»; правило сезонности стока (раздел 4): тревоги паводка только при физической возможности талой/дождевой воды</w:t>
       </w:r>
     </w:p>
     <w:p>
@@ -83,7 +83,7 @@
           <w:b w:val="0"/>
           <w:sz w:val="19"/>
         </w:rPr>
-        <w:t>сайт ГТМ → «Центр управления ГТМ» → «Загрузка данных» → ссылки «⬇» у каждого блока, или у оператора системы.</w:t>
+        <w:t>сайт ГТМ → «Центр контроля ГТМ» → «Загрузка данных» → ссылки «⬇» у каждого блока, или у оператора системы.</w:t>
       </w:r>
     </w:p>
     <w:tbl>
@@ -495,7 +495,7 @@
           <w:b w:val="0"/>
           <w:sz w:val="19"/>
         </w:rPr>
-        <w:t>Ближайшие циклы и напоминания — в разделе «Центр управления ГТМ» → «📅 График замеров КИА» (бейдж на кнопке раздела — за 7 дней до цикла).</w:t>
+        <w:t>Ближайшие циклы и напоминания — в разделе «Центр контроля ГТМ» → «📅 График замеров КИА» (бейдж на кнопке раздела — за 7 дней до цикла).</w:t>
       </w:r>
     </w:p>
     <w:p>
@@ -535,7 +535,7 @@
           <w:b w:val="0"/>
           <w:sz w:val="19"/>
         </w:rPr>
-        <w:t>Оператор с уровнем доступа «оператор» загружает файл на сайт самостоятельно: «Центр управления ГТМ» → «Загрузка данных» → «Выбрать файл…»; затем в разделе «График замеров КИА» отмечает «✔ цикл выполнен».</w:t>
+        <w:t>Оператор с уровнем доступа «оператор» загружает файл на сайт самостоятельно: «Центр контроля ГТМ» → «Загрузка данных» → «Выбрать файл…»; затем в разделе «График замеров КИА» отмечает «✔ цикл выполнен».</w:t>
       </w:r>
     </w:p>
     <w:p>
